--- a/Source/Artifacts/ContractTemplates/Biên bản bàn giao, nghiệm thu phần mềm.docx
+++ b/Source/Artifacts/ContractTemplates/Biên bản bàn giao, nghiệm thu phần mềm.docx
@@ -919,132 +919,8 @@
               <w:bottom w:w="0" w:type="dxa"/>
               <w:right w:w="0" w:type="dxa"/>
             </w:tcMar>
-          </w:tcPr>
-          <w:p>
-            <w:pPr>
-              <w:pBdr>
-                <w:top w:val="nil"/>
-                <w:left w:val="nil"/>
-                <w:bottom w:val="nil"/>
-                <w:right w:val="nil"/>
-                <w:between w:val="nil"/>
-              </w:pBdr>
-              <w:jc w:val="center"/>
-              <w:rPr>
-                <w:rFonts w:ascii="Times New Roman" w:hAnsi="Times New Roman" w:cs="Times New Roman"/>
-                <w:b/>
-                <w:bCs/>
-                <w:sz w:val="24"/>
-                <w:szCs w:val="24"/>
-              </w:rPr>
-            </w:pPr>
-            <w:r>
-              <w:rPr>
-                <w:rFonts w:ascii="Times New Roman" w:hAnsi="Times New Roman" w:cs="Times New Roman"/>
-                <w:b/>
-                <w:bCs/>
-                <w:sz w:val="24"/>
-                <w:szCs w:val="24"/>
-              </w:rPr>
-              <w:t>ĐẠI DIỆN BÊN A</w:t>
-            </w:r>
-          </w:p>
-        </w:tc>
-        <w:tc>
-          <w:tcPr>
-            <w:tcW w:w="4680" w:type="dxa"/>
-            <w:tcMar>
-              <w:top w:w="0" w:type="dxa"/>
-              <w:left w:w="0" w:type="dxa"/>
-              <w:bottom w:w="0" w:type="dxa"/>
-              <w:right w:w="0" w:type="dxa"/>
-            </w:tcMar>
-          </w:tcPr>
-          <w:p>
-            <w:pPr>
-              <w:pBdr>
-                <w:top w:val="nil"/>
-                <w:left w:val="nil"/>
-                <w:bottom w:val="nil"/>
-                <w:right w:val="nil"/>
-                <w:between w:val="nil"/>
-              </w:pBdr>
-              <w:jc w:val="center"/>
-              <w:rPr>
-                <w:rFonts w:ascii="Times New Roman" w:hAnsi="Times New Roman" w:cs="Times New Roman"/>
-                <w:b/>
-                <w:bCs/>
-                <w:sz w:val="24"/>
-                <w:szCs w:val="24"/>
-              </w:rPr>
-            </w:pPr>
-            <w:r>
-              <w:rPr>
-                <w:rFonts w:ascii="Times New Roman" w:hAnsi="Times New Roman" w:cs="Times New Roman"/>
-                <w:b/>
-                <w:bCs/>
-                <w:sz w:val="24"/>
-                <w:szCs w:val="24"/>
-              </w:rPr>
-              <w:t>ĐẠI DIỆN BÊN B</w:t>
-            </w:r>
-          </w:p>
-        </w:tc>
-      </w:tr>
-      <w:tr>
-        <w:tc>
-          <w:tcPr>
-            <w:tcW w:w="4680" w:type="dxa"/>
-            <w:tcMar>
-              <w:top w:w="0" w:type="dxa"/>
-              <w:left w:w="0" w:type="dxa"/>
-              <w:bottom w:w="0" w:type="dxa"/>
-              <w:right w:w="0" w:type="dxa"/>
-            </w:tcMar>
             <w:vAlign w:val="bottom"/>
           </w:tcPr>
-          <w:p>
-            <w:pPr>
-              <w:pBdr>
-                <w:top w:val="nil"/>
-                <w:left w:val="nil"/>
-                <w:bottom w:val="nil"/>
-                <w:right w:val="nil"/>
-                <w:between w:val="nil"/>
-              </w:pBdr>
-              <w:jc w:val="center"/>
-              <w:rPr>
-                <w:rFonts w:ascii="Times New Roman" w:hAnsi="Times New Roman" w:cs="Times New Roman"/>
-                <w:sz w:val="24"/>
-                <w:szCs w:val="24"/>
-              </w:rPr>
-            </w:pPr>
-            <w:r>
-              <w:rPr>
-                <w:rFonts w:ascii="Times New Roman" w:hAnsi="Times New Roman" w:cs="Times New Roman"/>
-                <w:sz w:val="24"/>
-                <w:szCs w:val="24"/>
-              </w:rPr>
-              <w:t>(Chữ ký)</w:t>
-            </w:r>
-          </w:p>
-          <w:p>
-            <w:pPr>
-              <w:pBdr>
-                <w:top w:val="nil"/>
-                <w:left w:val="nil"/>
-                <w:bottom w:val="nil"/>
-                <w:right w:val="nil"/>
-                <w:between w:val="nil"/>
-              </w:pBdr>
-              <w:jc w:val="center"/>
-              <w:rPr>
-                <w:rFonts w:ascii="Times New Roman" w:hAnsi="Times New Roman" w:cs="Times New Roman"/>
-                <w:sz w:val="24"/>
-                <w:szCs w:val="24"/>
-              </w:rPr>
-            </w:pPr>
-          </w:p>
           <w:p>
             <w:pPr>
               <w:pBdr>
@@ -1082,48 +958,6 @@
             </w:tcMar>
             <w:vAlign w:val="bottom"/>
           </w:tcPr>
-          <w:p>
-            <w:pPr>
-              <w:pBdr>
-                <w:top w:val="nil"/>
-                <w:left w:val="nil"/>
-                <w:bottom w:val="nil"/>
-                <w:right w:val="nil"/>
-                <w:between w:val="nil"/>
-              </w:pBdr>
-              <w:jc w:val="center"/>
-              <w:rPr>
-                <w:rFonts w:ascii="Times New Roman" w:hAnsi="Times New Roman" w:cs="Times New Roman"/>
-                <w:sz w:val="24"/>
-                <w:szCs w:val="24"/>
-              </w:rPr>
-            </w:pPr>
-            <w:r>
-              <w:rPr>
-                <w:rFonts w:ascii="Times New Roman" w:hAnsi="Times New Roman" w:cs="Times New Roman"/>
-                <w:sz w:val="24"/>
-                <w:szCs w:val="24"/>
-              </w:rPr>
-              <w:t>(Chữ ký)</w:t>
-            </w:r>
-          </w:p>
-          <w:p>
-            <w:pPr>
-              <w:pBdr>
-                <w:top w:val="nil"/>
-                <w:left w:val="nil"/>
-                <w:bottom w:val="nil"/>
-                <w:right w:val="nil"/>
-                <w:between w:val="nil"/>
-              </w:pBdr>
-              <w:jc w:val="center"/>
-              <w:rPr>
-                <w:rFonts w:ascii="Times New Roman" w:hAnsi="Times New Roman" w:cs="Times New Roman"/>
-                <w:sz w:val="24"/>
-                <w:szCs w:val="24"/>
-              </w:rPr>
-            </w:pPr>
-          </w:p>
           <w:p>
             <w:pPr>
               <w:pBdr>
@@ -2189,6 +2023,7 @@
   <w:style w:type="character" w:default="1" w:styleId="DefaultParagraphFont">
     <w:name w:val="Default Paragraph Font"/>
     <w:uiPriority w:val="1"/>
+    <w:semiHidden/>
     <w:unhideWhenUsed/>
   </w:style>
   <w:style w:type="table" w:default="1" w:styleId="TableNormal">
